--- a/zht/docx/46.content.docx
+++ b/zht/docx/46.content.docx
@@ -163,13 +163,6 @@
         <w:rPr>
           <w:lang w:val="zh_TW" w:bidi="zh_TW"/>
         </w:rPr>
-      </w:r>
-      <w:r>
-        <w:rPr>
-          <w:i/>
-          <w:lang w:val="zh_TW" w:bidi="zh_TW"/>
-        </w:rPr>
-        <w:t>哥林多前書 1:1, 哥林多前書 1:1–3, 哥林多前書 1:2, 哥林多前書 1:3, 哥林多前書 1:4, 哥林多前書 1:4–9, 哥林多前書 1:5, 哥林多前書 1:7, 哥林多前書 1:8, 哥林多前書 1:9, 哥林多前書 1:10, 哥林多前書 1:10–17, 哥林多前書 1:10–15:58, 哥林多前書 1:11, 哥林多前書 1:12, 哥林多前書 1:13, 哥林多前書 1:14, 哥林多前書 1:16, 哥林多前書 1:17, 哥林多前書 1:18, 哥林多前書 1:18–31, 哥林多前書 1:19, 哥林多前書 1:20, 哥林多前書 1:21, 哥林多前書 1:22, 哥林多前書 1:22–24, 哥林多前書 1:23, 哥林多前書 1:25, 哥林多前書 1:26, 哥林多前書 1:27–29, 哥林多前書 1:30, 哥林多前書 1:31, 哥林多前書 2:1, 哥林多前書 2:1–5, 哥林多前書 2:3–4, 哥林多前書 2:6, 哥林多前書 2:6–16, 哥林多前書 2:7, 哥林多前書 2:8, 哥林多前書 2:9, 哥林多前書 2:10–12, 哥林多前書 2:13, 哥林多前書 2:14, 哥林多前書 2:15, 哥林多前書 2:16, 哥林多前書 3:1, 哥林多前書 3:1–4, 哥林多前書 3:1–4:7, 哥林多前書 3:2, 哥林多前書 3:3, 哥林多前書 3:4, 哥林多前書 3:5–9, 哥林多前書 3:6, 哥林多前書 3:10, 哥林多前書 3:10–17, 哥林多前書 3:11, 哥林多前書 3:12–15, 哥林多前書 3:16–17, 哥林多前書 3:18–20, 哥林多前書 3:21–23, 哥林多前書 3:23, 哥林多前書 4:1, 哥林多前書 4:1–5, 哥林多前書 4:3–4, 哥林多前書 4:5, 哥林多前書 4:6–21, 哥林多前書 4:7, 哥林多前書 4:8–13, 哥林多前書 4:9, 哥林多前書 4:11–13, 哥林多前書 4:12, 哥林多前書 4:14–16, 哥林多前書 4:14–21, 哥林多前書 4:17, 哥林多前書 4:18–20, 哥林多前書 5:1, 哥林多前書 5:1–8, 哥林多前書 5:2, 哥林多前書 5:3, 哥林多前書 5:5, 哥林多前書 5:6–7, 哥林多前書 5:7–8, 哥林多前書 5:9, 哥林多前書 5:9–13, 哥林多前書 5:10, 哥林多前書 5:11, 哥林多前書 5:12–13, 哥林多前書 6:1–11, 哥林多前書 6:2–3, 哥林多前書 6:4–6, 哥林多前書 6:7, 哥林多前書 6:8, 哥林多前書 6:9, 哥林多前書 6:9–11, 哥林多前書 6:10, 哥林多前書 6:11, 哥林多前書 6:12, 哥林多前書 6:12–20, 哥林多前書 6:13–14, 哥林多前書 6:15–17, 哥林多前書 6:18–20, 哥林多前書 7:1, 哥林多前書 7:1–40, 哥林多前書 7:1–16:4, 哥林多前書 7:2, 哥林多前書 7:3–4, 哥林多前書 7:6–7, 哥林多前書 7:8–9, 哥林多前書 7:10–11, 哥林多前書 7:12–13, 哥林多前書 7:14, 哥林多前書 7:15, 哥林多前書 7:16, 哥林多前書 7:17, 哥林多前書 7:17–24, 哥林多前書 7:18–19, 哥林多前書 7:21–23, 哥林多前書 7:25–35, 哥林多前書 7:36–38, 哥林多前書 7:39, 哥林多前書 8:1, 哥林多前書 8:1–11:1, 哥林多前書 8:2–3, 哥林多前書 8:4–6, 哥林多前書 8:7, 哥林多前書 8:8, 哥林多前書 8:9–10, 哥林多前書 8:11, 哥林多前書 8:12, 哥林多前書 8:13, 哥林多前書 9:1–2, 哥林多前書 9:1–27, 哥林多前書 9:3, 哥林多前書 9:4, 哥林多前書 9:5, 哥林多前書 9:7–10, 哥林多前書 9:12, 哥林多前書 9:13, 哥林多前書 9:14, 哥林多前書 9:15, 哥林多前書 9:16, 哥林多前書 9:18, 哥林多前書 9:19–23, 哥林多前書 9:24–27, 哥林多前書 9:26, 哥林多前書 9:27, 哥林多前書 10:1–11, 哥林多前書 10:1–22, 哥林多前書 10:2, 哥林多前書 10:3–4, 哥林多前書 10:6, 哥林多前書 10:7, 哥林多前書 10:8, 哥林多前書 10:9, 哥林多前書 10:10, 哥林多前書 10:12–13, 哥林多前書 10:14–22, 哥林多前書 10:16–18, 哥林多前書 10:19–20, 哥林多前書 10:21, 哥林多前書 10:22, 哥林多前書 10:23–24, 哥林多前書 10:23–11:1, 哥林多前書 10:27–29, 哥林多前書 10:29–30, 哥林多前書 10:31–33, 哥林多前書 11:1, 哥林多前書 11:2, 哥林多前書 11:3, 哥林多前書 11:3–16, 哥林多前書 11:4–6, 哥林多前書 11:7, 哥林多前書 11:10, 哥林多前書 11:11–12, 哥林多前書 11:13, 哥林多前書 11:14, 哥林多前書 11:15, 哥林多前書 11:16, 哥林多前書 11:17, 哥林多前書 11:17–34, 哥林多前書 11:18, 哥林多前書 11:19, 哥林多前書 11:20–22, 哥林多前書 11:23, 哥林多前書 11:24, 哥林多前書 11:25, 哥林多前書 11:26, 哥林多前書 11:27, 哥林多前書 11:28, 哥林多前書 11:29–30, 哥林多前書 11:31, 哥林多前書 11:32, 哥林多前書 11:34, 哥林多前書 12:1–3, 哥林多前書 12:1–14:40, 哥林多前書 12:2, 哥林多前書 12:3, 哥林多前書 12:4–11, 哥林多前書 12:6, 哥林多前書 12:7, 哥林多前書 12:8, 哥林多前書 12:8–10, 哥林多前書 12:9, 哥林多前書 12:10, 哥林多前書 12:11, 哥林多前書 12:12–31, 哥林多前書 12:13, 哥林多前書 12:14–21, 哥林多前書 12:22–26, 哥林多前書 12:25–26, 哥林多前書 12:28, 哥林多前書 12:28–31, 哥林多前書 12:29–30, 哥林多前書 12:31, 哥林多前書 13:1, 哥林多前書 13:1–3, 哥林多前書 13:1–13, 哥林多前書 13:2, 哥林多前書 13:3, 哥林多前書 13:4–7, 哥林多前書 13:5, 哥林多前書 13:8, 哥林多前書 13:8–13, 哥林多前書 13:9, 哥林多前書 13:12, 哥林多前書 13:13, 哥林多前書 14:1, 哥林多前書 14:1–25, 哥林多前書 14:2–4, 哥林多前書 14:4, 哥林多前書 14:7–12, 哥林多前書 14:12, 哥林多前書 14:13, 哥林多前書 14:14, 哥林多前書 14:15–17, 哥林多前書 14:18–19, 哥林多前書 14:20, 哥林多前書 14:21–25, 哥林多前書 14:25, 哥林多前書 14:26, 哥林多前書 14:26–40, 哥林多前書 14:27–28, 哥林多前書 14:29–32, 哥林多前書 14:34–35, 哥林多前書 14:36–37, 哥林多前書 14:39–40, 哥林多前書 15:1, 哥林多前書 15:1–11, 哥林多前書 15:1–58, 哥林多前書 15:2, 哥林多前書 15:3, 哥林多前書 15:4, 哥林多前書 15:5, 哥林多前書 15:6, 哥林多前書 15:7, 哥林多前書 15:8–9, 哥林多前書 15:10, 哥林多前書 15:11, 哥林多前書 15:12, 哥林多前書 15:12–20, 哥林多前書 15:12–34, 哥林多前書 15:14–18, 哥林多前書 15:19, 哥林多前書 15:20, 哥林多前書 15:21–23, 哥林多前書 15:24, 哥林多前書 15:24–28, 哥林多前書 15:25, 哥林多前書 15:27, 哥林多前書 15:29, 哥林多前書 15:30–32, 哥林多前書 15:32, 哥林多前書 15:33, 哥林多前書 15:34, 哥林多前書 15:35–58, 哥林多前書 15:36, 哥林多前書 15:37–39, 哥林多前書 15:40–41, 哥林多前書 15:42–44, 哥林多前書 15:45–46, 哥林多前書 15:45–49, 哥林多前書 15:47, 哥林多前書 15:48, 哥林多前書 15:49, 哥林多前書 15:50, 哥林多前書 15:51, 哥林多前書 15:52, 哥林多前書 15:54, 哥林多前書 15:55, 哥林多前書 15:57, 哥林多前書 15:58, 哥林多前書 16:1, 哥林多前書 16:1–4, 哥林多前書 16:2, 哥林多前書 16:4, 哥林多前書 16:5, 哥林多前書 16:6–7, 哥林多前書 16:8, 哥林多前書 16:10, 哥林多前書 16:11–12, 哥林多前書 16:17, 哥林多前書 16:19, 哥林多前書 16:19–24, 哥林多前書 16:20, 哥林多前書 16:21, 哥林多前書 16:22, 哥林多前書 16:23–24</w:t>
       </w:r>
       <w:r>
         <w:rPr>

--- a/zht/docx/46.content.docx
+++ b/zht/docx/46.content.docx
@@ -150,19 +150,6 @@
           <w:lang w:val="zh_TW" w:bidi="zh_TW"/>
         </w:rPr>
         <w:t>1CO</w:t>
-      </w:r>
-      <w:r>
-        <w:rPr>
-          <w:lang w:val="zh_TW" w:bidi="zh_TW"/>
-        </w:rPr>
-      </w:r>
-    </w:p>
-    <w:p>
-      <w:pPr/>
-      <w:r>
-        <w:rPr>
-          <w:lang w:val="zh_TW" w:bidi="zh_TW"/>
-        </w:rPr>
       </w:r>
       <w:r>
         <w:rPr>

--- a/zht/docx/46.content.docx
+++ b/zht/docx/46.content.docx
@@ -19,7 +19,7 @@
         <w:rPr>
           <w:lang w:val="zh_TW" w:bidi="zh_TW"/>
         </w:rPr>
-        <w:t>Resource: 研讀筆記 (Tyndale)</w:t>
+        <w:t>Resource: Tyndale Open Study Notes</w:t>
       </w:r>
       <w:r>
         <w:rPr>
@@ -112,7 +112,7 @@
         <w:rPr>
           <w:lang w:val="zh_TW" w:bidi="zh_TW"/>
         </w:rPr>
-        <w:t>研讀筆記 (Tyndale)</w:t>
+        <w:t>Tyndale Open Study Notes</w:t>
       </w:r>
     </w:p>
     <w:p>

--- a/zht/docx/46.content.docx
+++ b/zht/docx/46.content.docx
@@ -19,7 +19,7 @@
         <w:rPr>
           <w:lang w:val="zh_TW" w:bidi="zh_TW"/>
         </w:rPr>
-        <w:t>Resource: Tyndale Open Study Notes</w:t>
+        <w:t>Resource: Aquifer Open Study Notes</w:t>
       </w:r>
       <w:r>
         <w:rPr>
@@ -112,7 +112,7 @@
         <w:rPr>
           <w:lang w:val="zh_TW" w:bidi="zh_TW"/>
         </w:rPr>
-        <w:t>Tyndale Open Study Notes</w:t>
+        <w:t>Aquifer Open Study Notes</w:t>
       </w:r>
     </w:p>
     <w:p>
